--- a/CÔNG TY TNHH XINYUAN/XINYUAN_ThaydoitenVietTat/XINYUAN_QUYẾT ĐỊNH THAY ĐỔI.docx
+++ b/CÔNG TY TNHH XINYUAN/XINYUAN_ThaydoitenVietTat/XINYUAN_QUYẾT ĐỊNH THAY ĐỔI.docx
@@ -83,7 +83,7 @@
                 <w:sz w:val="28"/>
                 <w:szCs w:val="28"/>
               </w:rPr>
-              <w:t>CÔNG TY TNHH TM ĂN UỐNG HỒNG THUẬN</w:t>
+              <w:t>CÔNG TY TNHH TMDV XINYUAN</w:t>
             </w:r>
           </w:p>
           <w:p>
@@ -171,7 +171,7 @@
                 <w:sz w:val="28"/>
                 <w:szCs w:val="28"/>
               </w:rPr>
-              <w:t>NDDPL</w:t>
+              <w:t>QDTD</w:t>
             </w:r>
           </w:p>
         </w:tc>
@@ -274,8 +274,8 @@
                 <w:rFonts w:ascii="Times New Roman" w:eastAsia="Times New Roman" w:hAnsi="Times New Roman" w:cs="Times New Roman"/>
                 <w:i/>
                 <w:iCs/>
-                <w:sz w:val="28"/>
-                <w:szCs w:val="28"/>
+                <w:sz w:val="24"/>
+                <w:szCs w:val="24"/>
               </w:rPr>
               <w:t xml:space="preserve">Tp.Hồ Chí Minh, ngày </w:t>
             </w:r>
@@ -284,18 +284,18 @@
                 <w:rFonts w:ascii="Times New Roman" w:eastAsia="Times New Roman" w:hAnsi="Times New Roman" w:cs="Times New Roman"/>
                 <w:i/>
                 <w:iCs/>
-                <w:sz w:val="28"/>
-                <w:szCs w:val="28"/>
-              </w:rPr>
-              <w:t>6</w:t>
+                <w:sz w:val="24"/>
+                <w:szCs w:val="24"/>
+              </w:rPr>
+              <w:t>20</w:t>
             </w:r>
             <w:r>
               <w:rPr>
                 <w:rFonts w:ascii="Times New Roman" w:eastAsia="Times New Roman" w:hAnsi="Times New Roman" w:cs="Times New Roman"/>
                 <w:i/>
                 <w:iCs/>
-                <w:sz w:val="28"/>
-                <w:szCs w:val="28"/>
+                <w:sz w:val="24"/>
+                <w:szCs w:val="24"/>
               </w:rPr>
               <w:t xml:space="preserve">  tháng </w:t>
             </w:r>
@@ -304,8 +304,8 @@
                 <w:rFonts w:ascii="Times New Roman" w:eastAsia="Times New Roman" w:hAnsi="Times New Roman" w:cs="Times New Roman"/>
                 <w:i/>
                 <w:iCs/>
-                <w:sz w:val="28"/>
-                <w:szCs w:val="28"/>
+                <w:sz w:val="24"/>
+                <w:szCs w:val="24"/>
               </w:rPr>
               <w:t>4</w:t>
             </w:r>
@@ -314,8 +314,8 @@
                 <w:rFonts w:ascii="Times New Roman" w:eastAsia="Times New Roman" w:hAnsi="Times New Roman" w:cs="Times New Roman"/>
                 <w:i/>
                 <w:iCs/>
-                <w:sz w:val="28"/>
-                <w:szCs w:val="28"/>
+                <w:sz w:val="24"/>
+                <w:szCs w:val="24"/>
               </w:rPr>
               <w:t xml:space="preserve">  năm </w:t>
             </w:r>
@@ -324,8 +324,8 @@
                 <w:rFonts w:ascii="Times New Roman" w:eastAsia="Times New Roman" w:hAnsi="Times New Roman" w:cs="Times New Roman"/>
                 <w:i/>
                 <w:iCs/>
-                <w:sz w:val="28"/>
-                <w:szCs w:val="28"/>
+                <w:sz w:val="24"/>
+                <w:szCs w:val="24"/>
               </w:rPr>
               <w:t>202</w:t>
             </w:r>
@@ -334,8 +334,8 @@
                 <w:rFonts w:ascii="Times New Roman" w:eastAsia="Times New Roman" w:hAnsi="Times New Roman" w:cs="Times New Roman"/>
                 <w:i/>
                 <w:iCs/>
-                <w:sz w:val="28"/>
-                <w:szCs w:val="28"/>
+                <w:sz w:val="24"/>
+                <w:szCs w:val="24"/>
               </w:rPr>
               <w:t>6</w:t>
             </w:r>
@@ -359,26 +359,7 @@
           <w:sz w:val="28"/>
           <w:szCs w:val="28"/>
         </w:rPr>
-        <w:t xml:space="preserve">                                                            </w:t>
-      </w:r>
-    </w:p>
-    <w:p>
-      <w:pPr>
-        <w:spacing w:after="120" w:line="240" w:lineRule="auto"/>
-        <w:ind w:left="0" w:right="0"/>
-        <w:rPr>
-          <w:rFonts w:ascii="Times New Roman" w:hAnsi="Times New Roman" w:cs="Times New Roman"/>
-          <w:sz w:val="28"/>
-          <w:szCs w:val="28"/>
-        </w:rPr>
-      </w:pPr>
-      <w:r>
-        <w:rPr>
-          <w:rFonts w:ascii="Times New Roman" w:hAnsi="Times New Roman" w:cs="Times New Roman"/>
-          <w:sz w:val="28"/>
-          <w:szCs w:val="28"/>
-        </w:rPr>
-        <w:t> </w:t>
+        <w:t>                                                             </w:t>
       </w:r>
     </w:p>
     <w:p>
@@ -436,7 +417,7 @@
           <w:sz w:val="28"/>
           <w:szCs w:val="28"/>
         </w:rPr>
-        <w:t>địa chỉ trụ sở</w:t>
+        <w:t>tên công ty bằng tiếng nước ngoài</w:t>
       </w:r>
     </w:p>
     <w:p>
@@ -556,6 +537,14 @@
         </w:rPr>
         <w:t>CHỦ SỞ HỮU</w:t>
       </w:r>
+      <w:r>
+        <w:rPr>
+          <w:rFonts w:ascii="Times New Roman" w:eastAsia="Times New Roman" w:hAnsi="Times New Roman" w:cs="Times New Roman"/>
+          <w:sz w:val="28"/>
+          <w:szCs w:val="28"/>
+        </w:rPr>
+        <w:t> </w:t>
+      </w:r>
     </w:p>
     <w:p>
       <w:pPr>
@@ -574,7 +563,33 @@
           <w:sz w:val="28"/>
           <w:szCs w:val="28"/>
         </w:rPr>
-        <w:t> </w:t>
+        <w:t xml:space="preserve">- Căn cứ Luật Doanh nghiệp số </w:t>
+      </w:r>
+      <w:r>
+        <w:rPr>
+          <w:rFonts w:ascii="Times New Roman" w:hAnsi="Times New Roman" w:cs="Times New Roman"/>
+          <w:sz w:val="28"/>
+          <w:szCs w:val="28"/>
+          <w:lang w:val="nl-NL"/>
+        </w:rPr>
+        <w:t>59/2020/QH14</w:t>
+      </w:r>
+      <w:r>
+        <w:rPr>
+          <w:rFonts w:ascii="Times New Roman" w:eastAsia="Times New Roman" w:hAnsi="Times New Roman" w:cs="Times New Roman"/>
+          <w:sz w:val="28"/>
+          <w:szCs w:val="28"/>
+        </w:rPr>
+        <w:t xml:space="preserve"> </w:t>
+      </w:r>
+      <w:r>
+        <w:rPr>
+          <w:rFonts w:ascii="Times New Roman" w:eastAsia="Times New Roman" w:hAnsi="Times New Roman" w:cs="Times New Roman"/>
+          <w:sz w:val="28"/>
+          <w:szCs w:val="28"/>
+        </w:rPr>
+        <w:tab/>
+        <w:t>được Quốc hội thông qua ngày 17 tháng 06 năm 2020;</w:t>
       </w:r>
     </w:p>
     <w:p>
@@ -594,16 +609,7 @@
           <w:sz w:val="28"/>
           <w:szCs w:val="28"/>
         </w:rPr>
-        <w:t xml:space="preserve">- Căn cứ Luật Doanh nghiệp số </w:t>
-      </w:r>
-      <w:r>
-        <w:rPr>
-          <w:rFonts w:ascii="Times New Roman" w:hAnsi="Times New Roman" w:cs="Times New Roman"/>
-          <w:sz w:val="28"/>
-          <w:szCs w:val="28"/>
-          <w:lang w:val="nl-NL"/>
-        </w:rPr>
-        <w:t>59/2020/QH14</w:t>
+        <w:t xml:space="preserve">- Căn cứ Điều lệ </w:t>
       </w:r>
       <w:r>
         <w:rPr>
@@ -611,44 +617,7 @@
           <w:sz w:val="28"/>
           <w:szCs w:val="28"/>
         </w:rPr>
-        <w:t xml:space="preserve"> </w:t>
-      </w:r>
-      <w:r>
-        <w:rPr>
-          <w:rFonts w:ascii="Times New Roman" w:eastAsia="Times New Roman" w:hAnsi="Times New Roman" w:cs="Times New Roman"/>
-          <w:sz w:val="28"/>
-          <w:szCs w:val="28"/>
-        </w:rPr>
-        <w:tab/>
-        <w:t>được Quốc hội thông qua ngày 17 tháng 06 năm 2020;</w:t>
-      </w:r>
-    </w:p>
-    <w:p>
-      <w:pPr>
-        <w:spacing w:after="120" w:line="240" w:lineRule="auto"/>
-        <w:ind w:left="0" w:right="0" w:firstLine="360"/>
-        <w:jc w:val="both"/>
-        <w:rPr>
-          <w:rFonts w:ascii="Times New Roman" w:eastAsia="Times New Roman" w:hAnsi="Times New Roman" w:cs="Times New Roman"/>
-          <w:sz w:val="28"/>
-          <w:szCs w:val="28"/>
-        </w:rPr>
-      </w:pPr>
-      <w:r>
-        <w:rPr>
-          <w:rFonts w:ascii="Times New Roman" w:eastAsia="Times New Roman" w:hAnsi="Times New Roman" w:cs="Times New Roman"/>
-          <w:sz w:val="28"/>
-          <w:szCs w:val="28"/>
-        </w:rPr>
-        <w:t xml:space="preserve">- Căn cứ Điều lệ </w:t>
-      </w:r>
-      <w:r>
-        <w:rPr>
-          <w:rFonts w:ascii="Times New Roman" w:eastAsia="Times New Roman" w:hAnsi="Times New Roman" w:cs="Times New Roman"/>
-          <w:sz w:val="28"/>
-          <w:szCs w:val="28"/>
-        </w:rPr>
-        <w:t>CÔNG TY TNHH TM ĂN UỐNG HỒNG THUẬN</w:t>
+        <w:t>CÔNG TY TNHH TMDV XINYUAN</w:t>
       </w:r>
     </w:p>
     <w:p>
@@ -703,32 +672,6 @@
     </w:p>
     <w:p>
       <w:pPr>
-        <w:pStyle w:val="Heading1"/>
-        <w:spacing w:before="0" w:after="120" w:line="240" w:lineRule="auto"/>
-        <w:ind w:left="0" w:right="0"/>
-        <w:jc w:val="center"/>
-        <w:rPr>
-          <w:rFonts w:ascii="Times New Roman" w:hAnsi="Times New Roman"/>
-          <w:i/>
-          <w:color w:val="FF0000"/>
-          <w:sz w:val="28"/>
-          <w:szCs w:val="28"/>
-        </w:rPr>
-      </w:pPr>
-    </w:p>
-    <w:p>
-      <w:pPr>
-        <w:spacing w:after="120" w:line="240" w:lineRule="auto"/>
-        <w:ind w:right="0"/>
-        <w:rPr>
-          <w:rFonts w:ascii="Times New Roman" w:hAnsi="Times New Roman"/>
-          <w:sz w:val="28"/>
-          <w:szCs w:val="28"/>
-        </w:rPr>
-      </w:pPr>
-    </w:p>
-    <w:p>
-      <w:pPr>
         <w:spacing w:after="120" w:line="240" w:lineRule="auto"/>
         <w:ind w:left="0" w:right="0" w:firstLine="360"/>
         <w:jc w:val="both"/>
@@ -794,7 +737,23 @@
           <w:sz w:val="28"/>
           <w:szCs w:val="28"/>
         </w:rPr>
-        <w:t>Thay đổi địa chỉ trụ sở:</w:t>
+        <w:t xml:space="preserve">Thay đổi </w:t>
+      </w:r>
+      <w:r>
+        <w:rPr>
+          <w:rFonts w:ascii="Times New Roman" w:hAnsi="Times New Roman" w:cs="Times New Roman"/>
+          <w:sz w:val="28"/>
+          <w:szCs w:val="28"/>
+        </w:rPr>
+        <w:t>tên công ty</w:t>
+      </w:r>
+      <w:r>
+        <w:rPr>
+          <w:rFonts w:ascii="Times New Roman" w:hAnsi="Times New Roman" w:cs="Times New Roman"/>
+          <w:sz w:val="28"/>
+          <w:szCs w:val="28"/>
+        </w:rPr>
+        <w:t>:</w:t>
       </w:r>
     </w:p>
     <w:p>
@@ -814,7 +773,90 @@
           <w:sz w:val="28"/>
           <w:szCs w:val="28"/>
         </w:rPr>
-        <w:t>Địa chỉ hiện tại: Căn A30-A31 khu nhà ở Hoàng Mai, tổ 5, Khu Phố 7, Phường Tân Uyên, Thành phố Hồ Chí Minh, Việt Nam</w:t>
+        <w:t>Tên công ty</w:t>
+      </w:r>
+      <w:r>
+        <w:rPr>
+          <w:rFonts w:ascii="Times New Roman" w:hAnsi="Times New Roman" w:cs="Times New Roman"/>
+          <w:sz w:val="28"/>
+          <w:szCs w:val="28"/>
+        </w:rPr>
+        <w:t xml:space="preserve"> hiện tại: </w:t>
+      </w:r>
+    </w:p>
+    <w:p>
+      <w:pPr>
+        <w:pStyle w:val="ListParagraph"/>
+        <w:numPr>
+          <w:ilvl w:val="0"/>
+          <w:numId w:val="6"/>
+        </w:numPr>
+        <w:spacing w:after="120" w:line="240" w:lineRule="auto"/>
+        <w:ind w:right="0"/>
+        <w:jc w:val="both"/>
+        <w:rPr>
+          <w:rFonts w:ascii="Times New Roman" w:hAnsi="Times New Roman"/>
+          <w:sz w:val="28"/>
+          <w:szCs w:val="28"/>
+        </w:rPr>
+      </w:pPr>
+      <w:r>
+        <w:rPr>
+          <w:rFonts w:ascii="Times New Roman" w:hAnsi="Times New Roman"/>
+          <w:sz w:val="28"/>
+          <w:szCs w:val="28"/>
+        </w:rPr>
+        <w:t>Tên công ty viết bằng tiếng Việt: CÔNG TY TNHH TMDV XINYUAN</w:t>
+      </w:r>
+    </w:p>
+    <w:p>
+      <w:pPr>
+        <w:pStyle w:val="ListParagraph"/>
+        <w:numPr>
+          <w:ilvl w:val="0"/>
+          <w:numId w:val="6"/>
+        </w:numPr>
+        <w:spacing w:after="120" w:line="240" w:lineRule="auto"/>
+        <w:ind w:right="0"/>
+        <w:jc w:val="both"/>
+        <w:rPr>
+          <w:rFonts w:ascii="Times New Roman" w:hAnsi="Times New Roman"/>
+          <w:sz w:val="28"/>
+          <w:szCs w:val="28"/>
+        </w:rPr>
+      </w:pPr>
+      <w:r>
+        <w:rPr>
+          <w:rFonts w:ascii="Times New Roman" w:hAnsi="Times New Roman"/>
+          <w:sz w:val="28"/>
+          <w:szCs w:val="28"/>
+        </w:rPr>
+        <w:t xml:space="preserve">Tên công ty viết bằng tiếng nước ngoài: </w:t>
+      </w:r>
+    </w:p>
+    <w:p>
+      <w:pPr>
+        <w:pStyle w:val="ListParagraph"/>
+        <w:numPr>
+          <w:ilvl w:val="0"/>
+          <w:numId w:val="6"/>
+        </w:numPr>
+        <w:spacing w:after="120" w:line="240" w:lineRule="auto"/>
+        <w:ind w:right="0"/>
+        <w:jc w:val="both"/>
+        <w:rPr>
+          <w:rFonts w:ascii="Times New Roman" w:hAnsi="Times New Roman"/>
+          <w:sz w:val="28"/>
+          <w:szCs w:val="28"/>
+        </w:rPr>
+      </w:pPr>
+      <w:r>
+        <w:rPr>
+          <w:rFonts w:ascii="Times New Roman" w:hAnsi="Times New Roman"/>
+          <w:sz w:val="28"/>
+          <w:szCs w:val="28"/>
+        </w:rPr>
+        <w:t>Tên công ty viết tắt:</w:t>
       </w:r>
     </w:p>
     <w:p>
@@ -834,23 +876,106 @@
           <w:sz w:val="28"/>
           <w:szCs w:val="28"/>
         </w:rPr>
-        <w:t xml:space="preserve">Địa chỉ sau thay đổi: </w:t>
-      </w:r>
-      <w:r>
-        <w:rPr>
-          <w:rFonts w:ascii="Times New Roman" w:hAnsi="Times New Roman" w:cs="Times New Roman"/>
-          <w:sz w:val="28"/>
-          <w:szCs w:val="28"/>
-        </w:rPr>
-        <w:t>Số</w:t>
-      </w:r>
-      <w:r>
-        <w:rPr>
-          <w:rFonts w:ascii="Times New Roman" w:hAnsi="Times New Roman" w:cs="Times New Roman"/>
-          <w:sz w:val="28"/>
-          <w:szCs w:val="28"/>
-        </w:rPr>
-        <w:t xml:space="preserve"> B5H–B6H, khu nhà ở Hoàng Mai, đường DT 747A, Tổ 5, khu phố Uyên Hưng 7, phường Tân Uyên, Thành phố Hồ Chí Minh, Việt Nam</w:t>
+        <w:t>Tên công ty</w:t>
+      </w:r>
+      <w:r>
+        <w:rPr>
+          <w:rFonts w:ascii="Times New Roman" w:hAnsi="Times New Roman" w:cs="Times New Roman"/>
+          <w:sz w:val="28"/>
+          <w:szCs w:val="28"/>
+        </w:rPr>
+        <w:t xml:space="preserve"> sau thay đổi</w:t>
+      </w:r>
+      <w:r>
+        <w:rPr>
+          <w:rFonts w:ascii="Times New Roman" w:hAnsi="Times New Roman" w:cs="Times New Roman"/>
+          <w:sz w:val="28"/>
+          <w:szCs w:val="28"/>
+        </w:rPr>
+        <w:t xml:space="preserve">: </w:t>
+      </w:r>
+    </w:p>
+    <w:p>
+      <w:pPr>
+        <w:pStyle w:val="ListParagraph"/>
+        <w:numPr>
+          <w:ilvl w:val="0"/>
+          <w:numId w:val="6"/>
+        </w:numPr>
+        <w:spacing w:after="120" w:line="240" w:lineRule="auto"/>
+        <w:ind w:right="0"/>
+        <w:jc w:val="both"/>
+        <w:rPr>
+          <w:rFonts w:ascii="Times New Roman" w:hAnsi="Times New Roman"/>
+          <w:sz w:val="28"/>
+          <w:szCs w:val="28"/>
+        </w:rPr>
+      </w:pPr>
+      <w:r>
+        <w:rPr>
+          <w:rFonts w:ascii="Times New Roman" w:hAnsi="Times New Roman"/>
+          <w:sz w:val="28"/>
+          <w:szCs w:val="28"/>
+        </w:rPr>
+        <w:t>Tên công ty viết bằng tiếng Việt: CÔNG TY TNHH TMDV XINYUAN</w:t>
+      </w:r>
+    </w:p>
+    <w:p>
+      <w:pPr>
+        <w:pStyle w:val="ListParagraph"/>
+        <w:numPr>
+          <w:ilvl w:val="0"/>
+          <w:numId w:val="6"/>
+        </w:numPr>
+        <w:spacing w:after="120" w:line="240" w:lineRule="auto"/>
+        <w:ind w:right="0"/>
+        <w:jc w:val="both"/>
+        <w:rPr>
+          <w:rFonts w:ascii="Times New Roman" w:hAnsi="Times New Roman"/>
+          <w:sz w:val="28"/>
+          <w:szCs w:val="28"/>
+        </w:rPr>
+      </w:pPr>
+      <w:r>
+        <w:rPr>
+          <w:rFonts w:ascii="Times New Roman" w:hAnsi="Times New Roman"/>
+          <w:sz w:val="28"/>
+          <w:szCs w:val="28"/>
+        </w:rPr>
+        <w:t xml:space="preserve">Tên công ty viết bằng tiếng nước ngoài: </w:t>
+      </w:r>
+      <w:r>
+        <w:rPr>
+          <w:rFonts w:ascii="Times New Roman" w:hAnsi="Times New Roman"/>
+          <w:sz w:val="28"/>
+          <w:szCs w:val="28"/>
+        </w:rPr>
+        <w:t>XINYUAN TMDV COMPANY LIMITED</w:t>
+      </w:r>
+    </w:p>
+    <w:p>
+      <w:pPr>
+        <w:pStyle w:val="ListParagraph"/>
+        <w:numPr>
+          <w:ilvl w:val="0"/>
+          <w:numId w:val="6"/>
+        </w:numPr>
+        <w:spacing w:after="120" w:line="240" w:lineRule="auto"/>
+        <w:ind w:right="0"/>
+        <w:jc w:val="both"/>
+        <w:rPr>
+          <w:rFonts w:ascii="Times New Roman" w:hAnsi="Times New Roman"/>
+          <w:sz w:val="28"/>
+          <w:szCs w:val="28"/>
+        </w:rPr>
+      </w:pPr>
+      <w:r>
+        <w:rPr>
+          <w:rFonts w:ascii="Times New Roman" w:hAnsi="Times New Roman"/>
+          <w:sz w:val="28"/>
+          <w:szCs w:val="28"/>
+        </w:rPr>
+        <w:t>Tên công ty viết tắt:</w:t>
       </w:r>
     </w:p>
     <w:p>
@@ -864,17 +989,6 @@
           <w:szCs w:val="28"/>
         </w:rPr>
       </w:pPr>
-      <w:r>
-        <w:rPr>
-          <w:rFonts w:ascii="Times New Roman" w:hAnsi="Times New Roman" w:cs="Times New Roman"/>
-          <w:b/>
-          <w:bCs/>
-          <w:sz w:val="28"/>
-          <w:szCs w:val="28"/>
-          <w:u w:val="single"/>
-        </w:rPr>
-        <w:t xml:space="preserve"> </w:t>
-      </w:r>
     </w:p>
     <w:p>
       <w:pPr>
@@ -923,7 +1037,7 @@
           <w:sz w:val="28"/>
           <w:szCs w:val="28"/>
         </w:rPr>
-        <w:t>YIN, TINGTING</w:t>
+        <w:t>ĐỖ THỊ CHÂM</w:t>
       </w:r>
       <w:r>
         <w:rPr>
@@ -941,18 +1055,8 @@
         </w:rPr>
         <w:t>tiến hành các thủ tục cần thiết theo quy định của pháp luật.</w:t>
       </w:r>
-    </w:p>
-    <w:p>
-      <w:pPr>
-        <w:spacing w:after="120" w:line="240" w:lineRule="auto"/>
-        <w:ind w:left="0" w:right="0" w:firstLine="360"/>
-        <w:jc w:val="both"/>
-        <w:rPr>
-          <w:rFonts w:ascii="Times New Roman" w:hAnsi="Times New Roman" w:cs="Times New Roman"/>
-          <w:sz w:val="28"/>
-          <w:szCs w:val="28"/>
-        </w:rPr>
-      </w:pPr>
+      <w:bookmarkStart w:id="0" w:name="_GoBack"/>
+      <w:bookmarkEnd w:id="0"/>
     </w:p>
     <w:p>
       <w:pPr>
@@ -1133,8 +1237,8 @@
         <w:tblLook w:val="04A0" w:firstRow="1" w:lastRow="0" w:firstColumn="1" w:lastColumn="0" w:noHBand="0" w:noVBand="1"/>
       </w:tblPr>
       <w:tblGrid>
-        <w:gridCol w:w="4640"/>
-        <w:gridCol w:w="4656"/>
+        <w:gridCol w:w="4647"/>
+        <w:gridCol w:w="4649"/>
       </w:tblGrid>
       <w:tr>
         <w:tc>
@@ -1191,8 +1295,6 @@
               </w:rPr>
               <w:t>3</w:t>
             </w:r>
-            <w:bookmarkStart w:id="0" w:name="_GoBack"/>
-            <w:bookmarkEnd w:id="0"/>
             <w:r>
               <w:rPr>
                 <w:rFonts w:ascii="Times New Roman" w:hAnsi="Times New Roman" w:cs="Times New Roman"/>
@@ -1389,7 +1491,7 @@
                 <w:sz w:val="28"/>
                 <w:szCs w:val="28"/>
               </w:rPr>
-              <w:t>NGUYỄN THỊ LỆ</w:t>
+              <w:t>ĐỖ THỊ CHÂM</w:t>
             </w:r>
           </w:p>
         </w:tc>
@@ -1901,6 +2003,119 @@
     </w:lvl>
   </w:abstractNum>
   <w:abstractNum w:abstractNumId="4" w15:restartNumberingAfterBreak="0">
+    <w:nsid w:val="5D072CFA"/>
+    <w:multiLevelType w:val="hybridMultilevel"/>
+    <w:tmpl w:val="870E83B2"/>
+    <w:lvl w:ilvl="0" w:tplc="04090001">
+      <w:start w:val="1"/>
+      <w:numFmt w:val="bullet"/>
+      <w:lvlText w:val=""/>
+      <w:lvlJc w:val="left"/>
+      <w:pPr>
+        <w:ind w:left="1080" w:hanging="360"/>
+      </w:pPr>
+      <w:rPr>
+        <w:rFonts w:ascii="Symbol" w:hAnsi="Symbol" w:hint="default"/>
+      </w:rPr>
+    </w:lvl>
+    <w:lvl w:ilvl="1" w:tplc="04090003" w:tentative="1">
+      <w:start w:val="1"/>
+      <w:numFmt w:val="bullet"/>
+      <w:lvlText w:val="o"/>
+      <w:lvlJc w:val="left"/>
+      <w:pPr>
+        <w:ind w:left="1800" w:hanging="360"/>
+      </w:pPr>
+      <w:rPr>
+        <w:rFonts w:ascii="Courier New" w:hAnsi="Courier New" w:cs="Courier New" w:hint="default"/>
+      </w:rPr>
+    </w:lvl>
+    <w:lvl w:ilvl="2" w:tplc="04090005" w:tentative="1">
+      <w:start w:val="1"/>
+      <w:numFmt w:val="bullet"/>
+      <w:lvlText w:val=""/>
+      <w:lvlJc w:val="left"/>
+      <w:pPr>
+        <w:ind w:left="2520" w:hanging="360"/>
+      </w:pPr>
+      <w:rPr>
+        <w:rFonts w:ascii="Wingdings" w:hAnsi="Wingdings" w:hint="default"/>
+      </w:rPr>
+    </w:lvl>
+    <w:lvl w:ilvl="3" w:tplc="04090001" w:tentative="1">
+      <w:start w:val="1"/>
+      <w:numFmt w:val="bullet"/>
+      <w:lvlText w:val=""/>
+      <w:lvlJc w:val="left"/>
+      <w:pPr>
+        <w:ind w:left="3240" w:hanging="360"/>
+      </w:pPr>
+      <w:rPr>
+        <w:rFonts w:ascii="Symbol" w:hAnsi="Symbol" w:hint="default"/>
+      </w:rPr>
+    </w:lvl>
+    <w:lvl w:ilvl="4" w:tplc="04090003" w:tentative="1">
+      <w:start w:val="1"/>
+      <w:numFmt w:val="bullet"/>
+      <w:lvlText w:val="o"/>
+      <w:lvlJc w:val="left"/>
+      <w:pPr>
+        <w:ind w:left="3960" w:hanging="360"/>
+      </w:pPr>
+      <w:rPr>
+        <w:rFonts w:ascii="Courier New" w:hAnsi="Courier New" w:cs="Courier New" w:hint="default"/>
+      </w:rPr>
+    </w:lvl>
+    <w:lvl w:ilvl="5" w:tplc="04090005" w:tentative="1">
+      <w:start w:val="1"/>
+      <w:numFmt w:val="bullet"/>
+      <w:lvlText w:val=""/>
+      <w:lvlJc w:val="left"/>
+      <w:pPr>
+        <w:ind w:left="4680" w:hanging="360"/>
+      </w:pPr>
+      <w:rPr>
+        <w:rFonts w:ascii="Wingdings" w:hAnsi="Wingdings" w:hint="default"/>
+      </w:rPr>
+    </w:lvl>
+    <w:lvl w:ilvl="6" w:tplc="04090001" w:tentative="1">
+      <w:start w:val="1"/>
+      <w:numFmt w:val="bullet"/>
+      <w:lvlText w:val=""/>
+      <w:lvlJc w:val="left"/>
+      <w:pPr>
+        <w:ind w:left="5400" w:hanging="360"/>
+      </w:pPr>
+      <w:rPr>
+        <w:rFonts w:ascii="Symbol" w:hAnsi="Symbol" w:hint="default"/>
+      </w:rPr>
+    </w:lvl>
+    <w:lvl w:ilvl="7" w:tplc="04090003" w:tentative="1">
+      <w:start w:val="1"/>
+      <w:numFmt w:val="bullet"/>
+      <w:lvlText w:val="o"/>
+      <w:lvlJc w:val="left"/>
+      <w:pPr>
+        <w:ind w:left="6120" w:hanging="360"/>
+      </w:pPr>
+      <w:rPr>
+        <w:rFonts w:ascii="Courier New" w:hAnsi="Courier New" w:cs="Courier New" w:hint="default"/>
+      </w:rPr>
+    </w:lvl>
+    <w:lvl w:ilvl="8" w:tplc="04090005" w:tentative="1">
+      <w:start w:val="1"/>
+      <w:numFmt w:val="bullet"/>
+      <w:lvlText w:val=""/>
+      <w:lvlJc w:val="left"/>
+      <w:pPr>
+        <w:ind w:left="6840" w:hanging="360"/>
+      </w:pPr>
+      <w:rPr>
+        <w:rFonts w:ascii="Wingdings" w:hAnsi="Wingdings" w:hint="default"/>
+      </w:rPr>
+    </w:lvl>
+  </w:abstractNum>
+  <w:abstractNum w:abstractNumId="5" w15:restartNumberingAfterBreak="0">
     <w:nsid w:val="628A02F7"/>
     <w:multiLevelType w:val="hybridMultilevel"/>
     <w:tmpl w:val="39EEB2BC"/>
@@ -2016,7 +2231,7 @@
     <w:abstractNumId w:val="2"/>
   </w:num>
   <w:num w:numId="2">
-    <w:abstractNumId w:val="4"/>
+    <w:abstractNumId w:val="5"/>
   </w:num>
   <w:num w:numId="3">
     <w:abstractNumId w:val="1"/>
@@ -2026,6 +2241,9 @@
   </w:num>
   <w:num w:numId="5">
     <w:abstractNumId w:val="3"/>
+  </w:num>
+  <w:num w:numId="6">
+    <w:abstractNumId w:val="4"/>
   </w:num>
 </w:numbering>
 </file>
@@ -2959,6 +3177,30 @@
 </file>
 
 <file path=customXml/item1.xml><?xml version="1.0" encoding="utf-8"?>
+<?mso-contentType ?>
+<FormTemplates xmlns="http://schemas.microsoft.com/sharepoint/v3/contenttype/forms">
+  <Display>DocumentLibraryForm</Display>
+  <Edit>DocumentLibraryForm</Edit>
+  <New>DocumentLibraryForm</New>
+</FormTemplates>
+</file>
+
+<file path=customXml/item2.xml><?xml version="1.0" encoding="utf-8"?>
+<p:properties xmlns:p="http://schemas.microsoft.com/office/2006/metadata/properties" xmlns:xsi="http://www.w3.org/2001/XMLSchema-instance" xmlns:pc="http://schemas.microsoft.com/office/infopath/2007/PartnerControls">
+  <documentManagement>
+    <AlternateThumbnailUrl xmlns="http://schemas.microsoft.com/sharepoint/v3">
+      <Url xsi:nil="true"/>
+      <Description xsi:nil="true"/>
+    </AlternateThumbnailUrl>
+    <VideoThumbnail xmlns="4ae7861e-4bff-47fb-9754-a3da037d4eb5" xsi:nil="true"/>
+    <ImageCreateDate xmlns="http://schemas.microsoft.com/sharepoint/v3" xsi:nil="true"/>
+    <GetImgForVideo xmlns="4ae7861e-4bff-47fb-9754-a3da037d4eb5" xsi:nil="true"/>
+    <Description xmlns="http://schemas.microsoft.com/sharepoint/v3" xsi:nil="true"/>
+  </documentManagement>
+</p:properties>
+</file>
+
+<file path=customXml/item3.xml><?xml version="1.0" encoding="utf-8"?>
 <ct:contentTypeSchema xmlns:ct="http://schemas.microsoft.com/office/2006/metadata/contentType" xmlns:ma="http://schemas.microsoft.com/office/2006/metadata/properties/metaAttributes" ct:_="" ma:_="" ma:contentTypeName="Picture" ma:contentTypeID="0x0101020088C615AFA6081A4EAC6D0C7B5DE5004C" ma:contentTypeVersion="3" ma:contentTypeDescription="Upload an image or a photograph." ma:contentTypeScope="" ma:versionID="8a358c36b680c6236bc77b7a1286c80c">
   <xsd:schema xmlns:xsd="http://www.w3.org/2001/XMLSchema" xmlns:xs="http://www.w3.org/2001/XMLSchema" xmlns:p="http://schemas.microsoft.com/office/2006/metadata/properties" xmlns:ns1="http://schemas.microsoft.com/sharepoint/v3" xmlns:ns2="4ae7861e-4bff-47fb-9754-a3da037d4eb5" targetNamespace="http://schemas.microsoft.com/office/2006/metadata/properties" ma:root="true" ma:fieldsID="1315e3235dfc98430f19347398624d38" ns1:_="" ns2:_="">
     <xsd:import namespace="http://schemas.microsoft.com/sharepoint/v3"/>
@@ -3146,31 +3388,26 @@
 </ct:contentTypeSchema>
 </file>
 
-<file path=customXml/item2.xml><?xml version="1.0" encoding="utf-8"?>
-<p:properties xmlns:p="http://schemas.microsoft.com/office/2006/metadata/properties" xmlns:xsi="http://www.w3.org/2001/XMLSchema-instance" xmlns:pc="http://schemas.microsoft.com/office/infopath/2007/PartnerControls">
-  <documentManagement>
-    <AlternateThumbnailUrl xmlns="http://schemas.microsoft.com/sharepoint/v3">
-      <Url xsi:nil="true"/>
-      <Description xsi:nil="true"/>
-    </AlternateThumbnailUrl>
-    <VideoThumbnail xmlns="4ae7861e-4bff-47fb-9754-a3da037d4eb5" xsi:nil="true"/>
-    <ImageCreateDate xmlns="http://schemas.microsoft.com/sharepoint/v3" xsi:nil="true"/>
-    <GetImgForVideo xmlns="4ae7861e-4bff-47fb-9754-a3da037d4eb5" xsi:nil="true"/>
-    <Description xmlns="http://schemas.microsoft.com/sharepoint/v3" xsi:nil="true"/>
-  </documentManagement>
-</p:properties>
+<file path=customXml/itemProps1.xml><?xml version="1.0" encoding="utf-8"?>
+<ds:datastoreItem xmlns:ds="http://schemas.openxmlformats.org/officeDocument/2006/customXml" ds:itemID="{AFD07A8A-035B-44B3-8740-60045F8E4C9F}">
+  <ds:schemaRefs>
+    <ds:schemaRef ds:uri="http://schemas.microsoft.com/sharepoint/v3/contenttype/forms"/>
+  </ds:schemaRefs>
+</ds:datastoreItem>
 </file>
 
-<file path=customXml/item3.xml><?xml version="1.0" encoding="utf-8"?>
-<?mso-contentType ?>
-<FormTemplates xmlns="http://schemas.microsoft.com/sharepoint/v3/contenttype/forms">
-  <Display>DocumentLibraryForm</Display>
-  <Edit>DocumentLibraryForm</Edit>
-  <New>DocumentLibraryForm</New>
-</FormTemplates>
+<file path=customXml/itemProps2.xml><?xml version="1.0" encoding="utf-8"?>
+<ds:datastoreItem xmlns:ds="http://schemas.openxmlformats.org/officeDocument/2006/customXml" ds:itemID="{DFBF5159-804B-4563-9B15-6A0468B25410}">
+  <ds:schemaRefs>
+    <ds:schemaRef ds:uri="http://schemas.microsoft.com/office/2006/metadata/properties"/>
+    <ds:schemaRef ds:uri="http://schemas.microsoft.com/office/infopath/2007/PartnerControls"/>
+    <ds:schemaRef ds:uri="http://schemas.microsoft.com/sharepoint/v3"/>
+    <ds:schemaRef ds:uri="4ae7861e-4bff-47fb-9754-a3da037d4eb5"/>
+  </ds:schemaRefs>
+</ds:datastoreItem>
 </file>
 
-<file path=customXml/itemProps1.xml><?xml version="1.0" encoding="utf-8"?>
+<file path=customXml/itemProps3.xml><?xml version="1.0" encoding="utf-8"?>
 <ds:datastoreItem xmlns:ds="http://schemas.openxmlformats.org/officeDocument/2006/customXml" ds:itemID="{8032CC91-C47F-435F-963C-35AB8945FB24}">
   <ds:schemaRefs>
     <ds:schemaRef ds:uri="http://schemas.microsoft.com/office/2006/metadata/contentType"/>
@@ -3187,23 +3424,4 @@
     <ds:schemaRef ds:uri="http://schemas.microsoft.com/internal/obd"/>
   </ds:schemaRefs>
 </ds:datastoreItem>
-</file>
-
-<file path=customXml/itemProps2.xml><?xml version="1.0" encoding="utf-8"?>
-<ds:datastoreItem xmlns:ds="http://schemas.openxmlformats.org/officeDocument/2006/customXml" ds:itemID="{DFBF5159-804B-4563-9B15-6A0468B25410}">
-  <ds:schemaRefs>
-    <ds:schemaRef ds:uri="http://schemas.microsoft.com/office/2006/metadata/properties"/>
-    <ds:schemaRef ds:uri="http://schemas.microsoft.com/office/infopath/2007/PartnerControls"/>
-    <ds:schemaRef ds:uri="http://schemas.microsoft.com/sharepoint/v3"/>
-    <ds:schemaRef ds:uri="4ae7861e-4bff-47fb-9754-a3da037d4eb5"/>
-  </ds:schemaRefs>
-</ds:datastoreItem>
-</file>
-
-<file path=customXml/itemProps3.xml><?xml version="1.0" encoding="utf-8"?>
-<ds:datastoreItem xmlns:ds="http://schemas.openxmlformats.org/officeDocument/2006/customXml" ds:itemID="{AFD07A8A-035B-44B3-8740-60045F8E4C9F}">
-  <ds:schemaRefs>
-    <ds:schemaRef ds:uri="http://schemas.microsoft.com/sharepoint/v3/contenttype/forms"/>
-  </ds:schemaRefs>
-</ds:datastoreItem>
 </file>
--- a/CÔNG TY TNHH XINYUAN/XINYUAN_ThaydoitenVietTat/XINYUAN_QUYẾT ĐỊNH THAY ĐỔI.docx
+++ b/CÔNG TY TNHH XINYUAN/XINYUAN_ThaydoitenVietTat/XINYUAN_QUYẾT ĐỊNH THAY ĐỔI.docx
@@ -287,7 +287,7 @@
                 <w:sz w:val="24"/>
                 <w:szCs w:val="24"/>
               </w:rPr>
-              <w:t>20</w:t>
+              <w:t>4</w:t>
             </w:r>
             <w:r>
               <w:rPr>
@@ -307,8 +307,10 @@
                 <w:sz w:val="24"/>
                 <w:szCs w:val="24"/>
               </w:rPr>
-              <w:t>4</w:t>
-            </w:r>
+              <w:t>5</w:t>
+            </w:r>
+            <w:bookmarkStart w:id="0" w:name="_GoBack"/>
+            <w:bookmarkEnd w:id="0"/>
             <w:r>
               <w:rPr>
                 <w:rFonts w:ascii="Times New Roman" w:eastAsia="Times New Roman" w:hAnsi="Times New Roman" w:cs="Times New Roman"/>
@@ -876,15 +878,7 @@
           <w:sz w:val="28"/>
           <w:szCs w:val="28"/>
         </w:rPr>
-        <w:t>Tên công ty</w:t>
-      </w:r>
-      <w:r>
-        <w:rPr>
-          <w:rFonts w:ascii="Times New Roman" w:hAnsi="Times New Roman" w:cs="Times New Roman"/>
-          <w:sz w:val="28"/>
-          <w:szCs w:val="28"/>
-        </w:rPr>
-        <w:t xml:space="preserve"> sau thay đổi</w:t>
+        <w:t>Tên công ty sau thay đổi</w:t>
       </w:r>
       <w:r>
         <w:rPr>
@@ -942,15 +936,7 @@
           <w:sz w:val="28"/>
           <w:szCs w:val="28"/>
         </w:rPr>
-        <w:t xml:space="preserve">Tên công ty viết bằng tiếng nước ngoài: </w:t>
-      </w:r>
-      <w:r>
-        <w:rPr>
-          <w:rFonts w:ascii="Times New Roman" w:hAnsi="Times New Roman"/>
-          <w:sz w:val="28"/>
-          <w:szCs w:val="28"/>
-        </w:rPr>
-        <w:t>XINYUAN TMDV COMPANY LIMITED</w:t>
+        <w:t>Tên công ty viết bằng tiếng nước ngoài: XINYUAN TMDV COMPANY LIMITED</w:t>
       </w:r>
     </w:p>
     <w:p>
@@ -1055,8 +1041,6 @@
         </w:rPr>
         <w:t>tiến hành các thủ tục cần thiết theo quy định của pháp luật.</w:t>
       </w:r>
-      <w:bookmarkStart w:id="0" w:name="_GoBack"/>
-      <w:bookmarkEnd w:id="0"/>
     </w:p>
     <w:p>
       <w:pPr>
@@ -3177,15 +3161,6 @@
 </file>
 
 <file path=customXml/item1.xml><?xml version="1.0" encoding="utf-8"?>
-<?mso-contentType ?>
-<FormTemplates xmlns="http://schemas.microsoft.com/sharepoint/v3/contenttype/forms">
-  <Display>DocumentLibraryForm</Display>
-  <Edit>DocumentLibraryForm</Edit>
-  <New>DocumentLibraryForm</New>
-</FormTemplates>
-</file>
-
-<file path=customXml/item2.xml><?xml version="1.0" encoding="utf-8"?>
 <p:properties xmlns:p="http://schemas.microsoft.com/office/2006/metadata/properties" xmlns:xsi="http://www.w3.org/2001/XMLSchema-instance" xmlns:pc="http://schemas.microsoft.com/office/infopath/2007/PartnerControls">
   <documentManagement>
     <AlternateThumbnailUrl xmlns="http://schemas.microsoft.com/sharepoint/v3">
@@ -3198,6 +3173,15 @@
     <Description xmlns="http://schemas.microsoft.com/sharepoint/v3" xsi:nil="true"/>
   </documentManagement>
 </p:properties>
+</file>
+
+<file path=customXml/item2.xml><?xml version="1.0" encoding="utf-8"?>
+<?mso-contentType ?>
+<FormTemplates xmlns="http://schemas.microsoft.com/sharepoint/v3/contenttype/forms">
+  <Display>DocumentLibraryForm</Display>
+  <Edit>DocumentLibraryForm</Edit>
+  <New>DocumentLibraryForm</New>
+</FormTemplates>
 </file>
 
 <file path=customXml/item3.xml><?xml version="1.0" encoding="utf-8"?>
@@ -3389,20 +3373,20 @@
 </file>
 
 <file path=customXml/itemProps1.xml><?xml version="1.0" encoding="utf-8"?>
-<ds:datastoreItem xmlns:ds="http://schemas.openxmlformats.org/officeDocument/2006/customXml" ds:itemID="{AFD07A8A-035B-44B3-8740-60045F8E4C9F}">
-  <ds:schemaRefs>
-    <ds:schemaRef ds:uri="http://schemas.microsoft.com/sharepoint/v3/contenttype/forms"/>
-  </ds:schemaRefs>
-</ds:datastoreItem>
-</file>
-
-<file path=customXml/itemProps2.xml><?xml version="1.0" encoding="utf-8"?>
 <ds:datastoreItem xmlns:ds="http://schemas.openxmlformats.org/officeDocument/2006/customXml" ds:itemID="{DFBF5159-804B-4563-9B15-6A0468B25410}">
   <ds:schemaRefs>
     <ds:schemaRef ds:uri="http://schemas.microsoft.com/office/2006/metadata/properties"/>
     <ds:schemaRef ds:uri="http://schemas.microsoft.com/office/infopath/2007/PartnerControls"/>
     <ds:schemaRef ds:uri="http://schemas.microsoft.com/sharepoint/v3"/>
     <ds:schemaRef ds:uri="4ae7861e-4bff-47fb-9754-a3da037d4eb5"/>
+  </ds:schemaRefs>
+</ds:datastoreItem>
+</file>
+
+<file path=customXml/itemProps2.xml><?xml version="1.0" encoding="utf-8"?>
+<ds:datastoreItem xmlns:ds="http://schemas.openxmlformats.org/officeDocument/2006/customXml" ds:itemID="{AFD07A8A-035B-44B3-8740-60045F8E4C9F}">
+  <ds:schemaRefs>
+    <ds:schemaRef ds:uri="http://schemas.microsoft.com/sharepoint/v3/contenttype/forms"/>
   </ds:schemaRefs>
 </ds:datastoreItem>
 </file>
